--- a/lab2/report.docx
+++ b/lab2/report.docx
@@ -398,7 +398,6 @@
           <w:lang w:val="ru-RU"/>
         </w:rPr>
       </w:pPr>
-      <w:proofErr w:type="spellStart"/>
       <w:r>
         <w:rPr>
           <w:sz w:val="28"/>
@@ -407,7 +406,6 @@
         </w:rPr>
         <w:t>Болтак</w:t>
       </w:r>
-      <w:proofErr w:type="spellEnd"/>
       <w:r>
         <w:rPr>
           <w:sz w:val="28"/>
@@ -569,23 +567,13 @@
         </w:rPr>
       </w:pPr>
       <w:bookmarkStart w:id="0" w:name="_Hlk239714082"/>
-      <w:proofErr w:type="gramStart"/>
-      <w:r>
-        <w:rPr>
-          <w:rFonts w:ascii="Consolas" w:hAnsi="Consolas"/>
-          <w:sz w:val="16"/>
-          <w:szCs w:val="16"/>
-        </w:rPr>
-        <w:t>#!/</w:t>
-      </w:r>
-      <w:proofErr w:type="gramEnd"/>
-      <w:r>
-        <w:rPr>
-          <w:rFonts w:ascii="Consolas" w:hAnsi="Consolas"/>
-          <w:sz w:val="16"/>
-          <w:szCs w:val="16"/>
-        </w:rPr>
-        <w:t>usr/bin/perl</w:t>
+      <w:r>
+        <w:rPr>
+          <w:rFonts w:ascii="Consolas" w:hAnsi="Consolas"/>
+          <w:sz w:val="16"/>
+          <w:szCs w:val="16"/>
+        </w:rPr>
+        <w:t>#!/usr/bin/perl</w:t>
       </w:r>
     </w:p>
     <w:p>
@@ -1083,25 +1071,7 @@
           <w:sz w:val="16"/>
           <w:szCs w:val="16"/>
         </w:rPr>
-        <w:t xml:space="preserve">} </w:t>
-      </w:r>
-      <w:proofErr w:type="spellStart"/>
-      <w:r>
-        <w:rPr>
-          <w:rFonts w:ascii="Consolas" w:hAnsi="Consolas"/>
-          <w:sz w:val="16"/>
-          <w:szCs w:val="16"/>
-        </w:rPr>
-        <w:t>elsif</w:t>
-      </w:r>
-      <w:proofErr w:type="spellEnd"/>
-      <w:r>
-        <w:rPr>
-          <w:rFonts w:ascii="Consolas" w:hAnsi="Consolas"/>
-          <w:sz w:val="16"/>
-          <w:szCs w:val="16"/>
-        </w:rPr>
-        <w:t xml:space="preserve"> ($value == 10) {</w:t>
+        <w:t>} elsif ($value == 10) {</w:t>
       </w:r>
     </w:p>
     <w:p>
@@ -1191,25 +1161,7 @@
           <w:sz w:val="16"/>
           <w:szCs w:val="16"/>
         </w:rPr>
-        <w:t>$</w:t>
-      </w:r>
-      <w:proofErr w:type="gramStart"/>
-      <w:r>
-        <w:rPr>
-          <w:rFonts w:ascii="Consolas" w:hAnsi="Consolas"/>
-          <w:sz w:val="16"/>
-          <w:szCs w:val="16"/>
-        </w:rPr>
-        <w:t>comparison .</w:t>
-      </w:r>
-      <w:proofErr w:type="gramEnd"/>
-      <w:r>
-        <w:rPr>
-          <w:rFonts w:ascii="Consolas" w:hAnsi="Consolas"/>
-          <w:sz w:val="16"/>
-          <w:szCs w:val="16"/>
-        </w:rPr>
-        <w:t>= ', nonzero' unless $value == 0;</w:t>
+        <w:t>$comparison .= ', nonzero' unless $value == 0;</w:t>
       </w:r>
     </w:p>
     <w:p>
@@ -1227,43 +1179,7 @@
           <w:sz w:val="16"/>
           <w:szCs w:val="16"/>
         </w:rPr>
-        <w:t xml:space="preserve">my $parity = $value % </w:t>
-      </w:r>
-      <w:proofErr w:type="gramStart"/>
-      <w:r>
-        <w:rPr>
-          <w:rFonts w:ascii="Consolas" w:hAnsi="Consolas"/>
-          <w:sz w:val="16"/>
-          <w:szCs w:val="16"/>
-        </w:rPr>
-        <w:t>2 ?</w:t>
-      </w:r>
-      <w:proofErr w:type="gramEnd"/>
-      <w:r>
-        <w:rPr>
-          <w:rFonts w:ascii="Consolas" w:hAnsi="Consolas"/>
-          <w:sz w:val="16"/>
-          <w:szCs w:val="16"/>
-        </w:rPr>
-        <w:t xml:space="preserve"> 'odd</w:t>
-      </w:r>
-      <w:proofErr w:type="gramStart"/>
-      <w:r>
-        <w:rPr>
-          <w:rFonts w:ascii="Consolas" w:hAnsi="Consolas"/>
-          <w:sz w:val="16"/>
-          <w:szCs w:val="16"/>
-        </w:rPr>
-        <w:t>' :</w:t>
-      </w:r>
-      <w:proofErr w:type="gramEnd"/>
-      <w:r>
-        <w:rPr>
-          <w:rFonts w:ascii="Consolas" w:hAnsi="Consolas"/>
-          <w:sz w:val="16"/>
-          <w:szCs w:val="16"/>
-        </w:rPr>
-        <w:t xml:space="preserve"> 'even';</w:t>
+        <w:t>my $parity = $value % 2 ? 'odd' : 'even';</w:t>
       </w:r>
     </w:p>
     <w:p>
@@ -1363,36 +1279,8 @@
           <w:sz w:val="16"/>
           <w:szCs w:val="16"/>
         </w:rPr>
-        <w:t xml:space="preserve">        when (1) </w:t>
-      </w:r>
-      <w:proofErr w:type="gramStart"/>
-      <w:r>
-        <w:rPr>
-          <w:rFonts w:ascii="Consolas" w:hAnsi="Consolas"/>
-          <w:sz w:val="16"/>
-          <w:szCs w:val="16"/>
-        </w:rPr>
-        <w:t>{ $</w:t>
-      </w:r>
-      <w:proofErr w:type="gramEnd"/>
-      <w:r>
-        <w:rPr>
-          <w:rFonts w:ascii="Consolas" w:hAnsi="Consolas"/>
-          <w:sz w:val="16"/>
-          <w:szCs w:val="16"/>
-        </w:rPr>
-        <w:t>remainder = 'remainder 1'</w:t>
-      </w:r>
-      <w:proofErr w:type="gramStart"/>
-      <w:r>
-        <w:rPr>
-          <w:rFonts w:ascii="Consolas" w:hAnsi="Consolas"/>
-          <w:sz w:val="16"/>
-          <w:szCs w:val="16"/>
-        </w:rPr>
-        <w:t>; }</w:t>
-      </w:r>
-      <w:proofErr w:type="gramEnd"/>
+        <w:t xml:space="preserve">        when (1) { $remainder = 'remainder 1'; }</w:t>
+      </w:r>
     </w:p>
     <w:p>
       <w:pPr>
@@ -1409,36 +1297,8 @@
           <w:sz w:val="16"/>
           <w:szCs w:val="16"/>
         </w:rPr>
-        <w:t xml:space="preserve">        when (2) </w:t>
-      </w:r>
-      <w:proofErr w:type="gramStart"/>
-      <w:r>
-        <w:rPr>
-          <w:rFonts w:ascii="Consolas" w:hAnsi="Consolas"/>
-          <w:sz w:val="16"/>
-          <w:szCs w:val="16"/>
-        </w:rPr>
-        <w:t>{ $</w:t>
-      </w:r>
-      <w:proofErr w:type="gramEnd"/>
-      <w:r>
-        <w:rPr>
-          <w:rFonts w:ascii="Consolas" w:hAnsi="Consolas"/>
-          <w:sz w:val="16"/>
-          <w:szCs w:val="16"/>
-        </w:rPr>
-        <w:t>remainder = 'remainder 2'</w:t>
-      </w:r>
-      <w:proofErr w:type="gramStart"/>
-      <w:r>
-        <w:rPr>
-          <w:rFonts w:ascii="Consolas" w:hAnsi="Consolas"/>
-          <w:sz w:val="16"/>
-          <w:szCs w:val="16"/>
-        </w:rPr>
-        <w:t>; }</w:t>
-      </w:r>
-      <w:proofErr w:type="gramEnd"/>
+        <w:t xml:space="preserve">        when (2) { $remainder = 'remainder 2'; }</w:t>
+      </w:r>
     </w:p>
     <w:p>
       <w:pPr>
@@ -1455,36 +1315,8 @@
           <w:sz w:val="16"/>
           <w:szCs w:val="16"/>
         </w:rPr>
-        <w:t xml:space="preserve">        when (3) </w:t>
-      </w:r>
-      <w:proofErr w:type="gramStart"/>
-      <w:r>
-        <w:rPr>
-          <w:rFonts w:ascii="Consolas" w:hAnsi="Consolas"/>
-          <w:sz w:val="16"/>
-          <w:szCs w:val="16"/>
-        </w:rPr>
-        <w:t>{ $</w:t>
-      </w:r>
-      <w:proofErr w:type="gramEnd"/>
-      <w:r>
-        <w:rPr>
-          <w:rFonts w:ascii="Consolas" w:hAnsi="Consolas"/>
-          <w:sz w:val="16"/>
-          <w:szCs w:val="16"/>
-        </w:rPr>
-        <w:t>remainder = 'remainder 3'</w:t>
-      </w:r>
-      <w:proofErr w:type="gramStart"/>
-      <w:r>
-        <w:rPr>
-          <w:rFonts w:ascii="Consolas" w:hAnsi="Consolas"/>
-          <w:sz w:val="16"/>
-          <w:szCs w:val="16"/>
-        </w:rPr>
-        <w:t>; }</w:t>
-      </w:r>
-      <w:proofErr w:type="gramEnd"/>
+        <w:t xml:space="preserve">        when (3) { $remainder = 'remainder 3'; }</w:t>
+      </w:r>
     </w:p>
     <w:p>
       <w:pPr>
@@ -1501,36 +1333,8 @@
           <w:sz w:val="16"/>
           <w:szCs w:val="16"/>
         </w:rPr>
-        <w:t xml:space="preserve">        </w:t>
-      </w:r>
-      <w:proofErr w:type="gramStart"/>
-      <w:r>
-        <w:rPr>
-          <w:rFonts w:ascii="Consolas" w:hAnsi="Consolas"/>
-          <w:sz w:val="16"/>
-          <w:szCs w:val="16"/>
-        </w:rPr>
-        <w:t>default  {</w:t>
-      </w:r>
-      <w:proofErr w:type="gramEnd"/>
-      <w:r>
-        <w:rPr>
-          <w:rFonts w:ascii="Consolas" w:hAnsi="Consolas"/>
-          <w:sz w:val="16"/>
-          <w:szCs w:val="16"/>
-        </w:rPr>
-        <w:t xml:space="preserve"> $remainder = 'divisible by 4'</w:t>
-      </w:r>
-      <w:proofErr w:type="gramStart"/>
-      <w:r>
-        <w:rPr>
-          <w:rFonts w:ascii="Consolas" w:hAnsi="Consolas"/>
-          <w:sz w:val="16"/>
-          <w:szCs w:val="16"/>
-        </w:rPr>
-        <w:t>; }</w:t>
-      </w:r>
-      <w:proofErr w:type="gramEnd"/>
+        <w:t xml:space="preserve">        default  { $remainder = 'divisible by 4'; }</w:t>
+      </w:r>
     </w:p>
     <w:p>
       <w:pPr>
@@ -1640,20 +1444,13 @@
         <w:t>схема</w:t>
       </w:r>
     </w:p>
-    <w:bookmarkEnd w:id="0"/>
     <w:p>
       <w:pPr>
         <w:spacing w:after="200" w:line="360" w:lineRule="auto"/>
         <w:jc w:val="center"/>
-        <w:rPr>
-          <w:b/>
-          <w:sz w:val="32"/>
-          <w:szCs w:val="32"/>
-          <w:lang w:val="ru-RU"/>
-        </w:rPr>
-      </w:pPr>
-      <w:r>
-        <w:object w:dxaOrig="10181" w:dyaOrig="14329" w14:anchorId="27F40FF7">
+      </w:pPr>
+      <w:r>
+        <w:object w:dxaOrig="6304" w:dyaOrig="15183" w14:anchorId="18221AB7">
           <v:shapetype id="_x0000_t75" coordsize="21600,21600" o:spt="75" o:preferrelative="t" path="m@4@5l@4@11@9@11@9@5xe" filled="f" stroked="f">
             <v:stroke joinstyle="miter"/>
             <v:formulas>
@@ -1673,12 +1470,66 @@
             <v:path o:extrusionok="f" gradientshapeok="t" o:connecttype="rect"/>
             <o:lock v:ext="edit" aspectratio="t"/>
           </v:shapetype>
-          <v:shape id="_x0000_i1025" type="#_x0000_t75" style="width:466.5pt;height:657.75pt" o:ole="">
+          <v:shape id="_x0000_i1026" type="#_x0000_t75" style="width:267.75pt;height:644.25pt" o:ole="">
             <v:imagedata r:id="rId8" o:title=""/>
           </v:shape>
-          <o:OLEObject Type="Embed" ProgID="Visio.Drawing.11" ShapeID="_x0000_i1025" DrawAspect="Content" ObjectID="_1852233517" r:id="rId9"/>
+          <o:OLEObject Type="Embed" ProgID="Visio.Drawing.11" ShapeID="_x0000_i1026" DrawAspect="Content" ObjectID="_1852393903" r:id="rId9"/>
         </w:object>
       </w:r>
+    </w:p>
+    <w:p>
+      <w:pPr>
+        <w:spacing w:after="200" w:line="360" w:lineRule="auto"/>
+        <w:jc w:val="center"/>
+        <w:rPr>
+          <w:b/>
+          <w:sz w:val="32"/>
+          <w:szCs w:val="32"/>
+        </w:rPr>
+      </w:pPr>
+      <w:r>
+        <w:object w:dxaOrig="9196" w:dyaOrig="11033" w14:anchorId="5E3F9BC8">
+          <v:shape id="_x0000_i1038" type="#_x0000_t75" style="width:459.75pt;height:552pt" o:ole="">
+            <v:imagedata r:id="rId10" o:title=""/>
+          </v:shape>
+          <o:OLEObject Type="Embed" ProgID="Visio.Drawing.11" ShapeID="_x0000_i1038" DrawAspect="Content" ObjectID="_1852393904" r:id="rId11"/>
+        </w:object>
+      </w:r>
+    </w:p>
+    <w:bookmarkEnd w:id="0"/>
+    <w:p>
+      <w:pPr>
+        <w:spacing w:after="200" w:line="360" w:lineRule="auto"/>
+        <w:jc w:val="center"/>
+        <w:rPr>
+          <w:b/>
+          <w:sz w:val="32"/>
+          <w:szCs w:val="32"/>
+          <w:lang w:val="ru-RU"/>
+        </w:rPr>
+      </w:pPr>
+      <w:r>
+        <w:object w:dxaOrig="10181" w:dyaOrig="14329" w14:anchorId="27F40FF7">
+          <v:shape id="_x0000_i1035" type="#_x0000_t75" style="width:466.5pt;height:657.75pt" o:ole="">
+            <v:imagedata r:id="rId12" o:title=""/>
+          </v:shape>
+          <o:OLEObject Type="Embed" ProgID="Visio.Drawing.11" ShapeID="_x0000_i1035" DrawAspect="Content" ObjectID="_1852393905" r:id="rId13"/>
+        </w:object>
+      </w:r>
+    </w:p>
+    <w:p>
+      <w:pPr>
+        <w:pStyle w:val="zfr3q"/>
+        <w:spacing w:before="0" w:beforeAutospacing="0" w:after="0" w:afterAutospacing="0"/>
+        <w:jc w:val="center"/>
+        <w:rPr>
+          <w:b/>
+          <w:bCs/>
+          <w:color w:val="000000"/>
+          <w:sz w:val="28"/>
+          <w:szCs w:val="28"/>
+        </w:rPr>
+      </w:pPr>
     </w:p>
     <w:p>
       <w:pPr>
@@ -1920,18 +1771,26 @@
                 <w:color w:val="000000"/>
                 <w:sz w:val="28"/>
                 <w:szCs w:val="28"/>
+              </w:rPr>
+            </w:pPr>
+            <w:r>
+              <w:rPr>
+                <w:bCs/>
+                <w:color w:val="000000"/>
+                <w:sz w:val="28"/>
+                <w:szCs w:val="28"/>
                 <w:lang w:val="ru-RU"/>
               </w:rPr>
-            </w:pPr>
-            <w:r>
-              <w:rPr>
-                <w:bCs/>
-                <w:color w:val="000000"/>
-                <w:sz w:val="28"/>
-                <w:szCs w:val="28"/>
-                <w:lang w:val="ru-RU"/>
-              </w:rPr>
-              <w:t>24</w:t>
+              <w:t>2</w:t>
+            </w:r>
+            <w:r>
+              <w:rPr>
+                <w:bCs/>
+                <w:color w:val="000000"/>
+                <w:sz w:val="28"/>
+                <w:szCs w:val="28"/>
+              </w:rPr>
+              <w:t>3</w:t>
             </w:r>
           </w:p>
         </w:tc>
@@ -2050,29 +1909,7 @@
                 <w:szCs w:val="28"/>
                 <w:lang w:val="ru-RU"/>
               </w:rPr>
-              <w:t xml:space="preserve">и </w:t>
-            </w:r>
-            <w:proofErr w:type="spellStart"/>
-            <w:r>
-              <w:rPr>
-                <w:bCs/>
-                <w:color w:val="000000"/>
-                <w:sz w:val="28"/>
-                <w:szCs w:val="28"/>
-                <w:lang w:val="ru-RU"/>
-              </w:rPr>
-              <w:t>др</w:t>
-            </w:r>
-            <w:proofErr w:type="spellEnd"/>
-            <w:r>
-              <w:rPr>
-                <w:bCs/>
-                <w:color w:val="000000"/>
-                <w:sz w:val="28"/>
-                <w:szCs w:val="28"/>
-                <w:lang w:val="ru-RU"/>
-              </w:rPr>
-              <w:t>)</w:t>
+              <w:t>и др)</w:t>
             </w:r>
           </w:p>
         </w:tc>
@@ -2090,18 +1927,26 @@
                 <w:color w:val="000000"/>
                 <w:sz w:val="28"/>
                 <w:szCs w:val="28"/>
+              </w:rPr>
+            </w:pPr>
+            <w:r>
+              <w:rPr>
+                <w:bCs/>
+                <w:color w:val="000000"/>
+                <w:sz w:val="28"/>
+                <w:szCs w:val="28"/>
                 <w:lang w:val="ru-RU"/>
               </w:rPr>
-            </w:pPr>
-            <w:r>
-              <w:rPr>
-                <w:bCs/>
-                <w:color w:val="000000"/>
-                <w:sz w:val="28"/>
-                <w:szCs w:val="28"/>
-                <w:lang w:val="ru-RU"/>
-              </w:rPr>
-              <w:t>13</w:t>
+              <w:t>1</w:t>
+            </w:r>
+            <w:r>
+              <w:rPr>
+                <w:bCs/>
+                <w:color w:val="000000"/>
+                <w:sz w:val="28"/>
+                <w:szCs w:val="28"/>
+              </w:rPr>
+              <w:t>2</w:t>
             </w:r>
           </w:p>
         </w:tc>
@@ -2152,18 +1997,26 @@
                 <w:color w:val="000000"/>
                 <w:sz w:val="28"/>
                 <w:szCs w:val="28"/>
+              </w:rPr>
+            </w:pPr>
+            <w:r>
+              <w:rPr>
+                <w:bCs/>
+                <w:color w:val="000000"/>
+                <w:sz w:val="28"/>
+                <w:szCs w:val="28"/>
                 <w:lang w:val="ru-RU"/>
               </w:rPr>
-            </w:pPr>
-            <w:r>
-              <w:rPr>
-                <w:bCs/>
-                <w:color w:val="000000"/>
-                <w:sz w:val="28"/>
-                <w:szCs w:val="28"/>
-                <w:lang w:val="ru-RU"/>
-              </w:rPr>
-              <w:t>37</w:t>
+              <w:t>3</w:t>
+            </w:r>
+            <w:r>
+              <w:rPr>
+                <w:bCs/>
+                <w:color w:val="000000"/>
+                <w:sz w:val="28"/>
+                <w:szCs w:val="28"/>
+              </w:rPr>
+              <w:t>5</w:t>
             </w:r>
           </w:p>
         </w:tc>
@@ -2181,7 +2034,6 @@
           <w:color w:val="000000"/>
           <w:sz w:val="28"/>
           <w:szCs w:val="28"/>
-          <w:lang w:val="ru-RU"/>
         </w:rPr>
       </w:pPr>
     </w:p>
@@ -2596,7 +2448,6 @@
                 <w:szCs w:val="28"/>
               </w:rPr>
             </w:pPr>
-            <w:proofErr w:type="spellStart"/>
             <w:r>
               <w:rPr>
                 <w:bCs/>
@@ -2606,7 +2457,6 @@
               </w:rPr>
               <w:t>elsif</w:t>
             </w:r>
-            <w:proofErr w:type="spellEnd"/>
           </w:p>
         </w:tc>
         <w:tc>
@@ -2661,7 +2511,7 @@
                 <w:sz w:val="28"/>
                 <w:szCs w:val="28"/>
               </w:rPr>
-              <w:t>unless</w:t>
+              <w:t>?:</w:t>
             </w:r>
           </w:p>
         </w:tc>
@@ -2717,7 +2567,7 @@
                 <w:sz w:val="28"/>
                 <w:szCs w:val="28"/>
               </w:rPr>
-              <w:t>?:</w:t>
+              <w:t>when</w:t>
             </w:r>
           </w:p>
         </w:tc>
@@ -2744,7 +2594,7 @@
                 <w:sz w:val="28"/>
                 <w:szCs w:val="28"/>
               </w:rPr>
-              <w:t>1</w:t>
+              <w:t>3</w:t>
             </w:r>
           </w:p>
         </w:tc>
@@ -2772,8 +2622,18 @@
                 <w:color w:val="000000"/>
                 <w:sz w:val="28"/>
                 <w:szCs w:val="28"/>
-              </w:rPr>
-              <w:t>when</w:t>
+                <w:lang w:val="ru-RU"/>
+              </w:rPr>
+              <w:t xml:space="preserve">Итого </w:t>
+            </w:r>
+            <w:r>
+              <w:rPr>
+                <w:bCs/>
+                <w:color w:val="000000"/>
+                <w:sz w:val="28"/>
+                <w:szCs w:val="28"/>
+              </w:rPr>
+              <w:t>CL</w:t>
             </w:r>
           </w:p>
         </w:tc>
@@ -2800,73 +2660,16 @@
                 <w:sz w:val="28"/>
                 <w:szCs w:val="28"/>
               </w:rPr>
-              <w:t>3</w:t>
-            </w:r>
-          </w:p>
-        </w:tc>
-      </w:tr>
-      <w:tr>
-        <w:tc>
-          <w:tcPr>
-            <w:tcW w:w="4531" w:type="dxa"/>
-          </w:tcPr>
-          <w:p>
-            <w:pPr>
-              <w:pStyle w:val="zfr3q"/>
-              <w:spacing w:before="0" w:beforeAutospacing="0" w:after="0" w:afterAutospacing="0"/>
-              <w:jc w:val="both"/>
-              <w:rPr>
-                <w:bCs/>
-                <w:color w:val="000000"/>
-                <w:sz w:val="28"/>
-                <w:szCs w:val="28"/>
-              </w:rPr>
-            </w:pPr>
-            <w:r>
-              <w:rPr>
-                <w:bCs/>
-                <w:color w:val="000000"/>
-                <w:sz w:val="28"/>
-                <w:szCs w:val="28"/>
-                <w:lang w:val="ru-RU"/>
-              </w:rPr>
-              <w:t xml:space="preserve">Итого </w:t>
-            </w:r>
-            <w:r>
-              <w:rPr>
-                <w:bCs/>
-                <w:color w:val="000000"/>
-                <w:sz w:val="28"/>
-                <w:szCs w:val="28"/>
-              </w:rPr>
-              <w:t>CL</w:t>
-            </w:r>
-          </w:p>
-        </w:tc>
-        <w:tc>
-          <w:tcPr>
-            <w:tcW w:w="4820" w:type="dxa"/>
-          </w:tcPr>
-          <w:p>
-            <w:pPr>
-              <w:pStyle w:val="zfr3q"/>
-              <w:spacing w:before="0" w:beforeAutospacing="0" w:after="0" w:afterAutospacing="0"/>
-              <w:jc w:val="both"/>
-              <w:rPr>
-                <w:bCs/>
-                <w:color w:val="000000"/>
-                <w:sz w:val="28"/>
-                <w:szCs w:val="28"/>
-              </w:rPr>
-            </w:pPr>
-            <w:r>
-              <w:rPr>
-                <w:bCs/>
-                <w:color w:val="000000"/>
-                <w:sz w:val="28"/>
-                <w:szCs w:val="28"/>
-              </w:rPr>
-              <w:t>13</w:t>
+              <w:t>1</w:t>
+            </w:r>
+            <w:r>
+              <w:rPr>
+                <w:bCs/>
+                <w:color w:val="000000"/>
+                <w:sz w:val="28"/>
+                <w:szCs w:val="28"/>
+              </w:rPr>
+              <w:t>2</w:t>
             </w:r>
           </w:p>
         </w:tc>
@@ -3010,7 +2813,6 @@
                 <w:lang w:val="ru-RU"/>
               </w:rPr>
             </w:pPr>
-            <w:proofErr w:type="spellStart"/>
             <w:r>
               <w:rPr>
                 <w:bCs/>
@@ -3019,9 +2821,8 @@
                 <w:szCs w:val="28"/>
                 <w:lang w:val="ru-RU"/>
               </w:rPr>
-              <w:t>if</w:t>
-            </w:r>
-            <w:proofErr w:type="spellEnd"/>
+              <w:t xml:space="preserve">if </w:t>
+            </w:r>
             <w:r>
               <w:rPr>
                 <w:bCs/>
@@ -3030,7 +2831,7 @@
                 <w:szCs w:val="28"/>
                 <w:lang w:val="ru-RU"/>
               </w:rPr>
-              <w:t xml:space="preserve"> </w:t>
+              <w:t>–</w:t>
             </w:r>
             <w:r>
               <w:rPr>
@@ -3040,7 +2841,7 @@
                 <w:szCs w:val="28"/>
                 <w:lang w:val="ru-RU"/>
               </w:rPr>
-              <w:t>–</w:t>
+              <w:t xml:space="preserve"> 0</w:t>
             </w:r>
             <w:r>
               <w:rPr>
@@ -3050,7 +2851,7 @@
                 <w:szCs w:val="28"/>
                 <w:lang w:val="ru-RU"/>
               </w:rPr>
-              <w:t xml:space="preserve"> 0</w:t>
+              <w:t>,</w:t>
             </w:r>
             <w:r>
               <w:rPr>
@@ -3060,39 +2861,7 @@
                 <w:szCs w:val="28"/>
                 <w:lang w:val="ru-RU"/>
               </w:rPr>
-              <w:t>,</w:t>
-            </w:r>
-            <w:r>
-              <w:rPr>
-                <w:bCs/>
-                <w:color w:val="000000"/>
-                <w:sz w:val="28"/>
-                <w:szCs w:val="28"/>
-                <w:lang w:val="ru-RU"/>
-              </w:rPr>
-              <w:t xml:space="preserve"> </w:t>
-            </w:r>
-            <w:proofErr w:type="spellStart"/>
-            <w:r>
-              <w:rPr>
-                <w:bCs/>
-                <w:color w:val="000000"/>
-                <w:sz w:val="28"/>
-                <w:szCs w:val="28"/>
-                <w:lang w:val="ru-RU"/>
-              </w:rPr>
-              <w:t>elif</w:t>
-            </w:r>
-            <w:proofErr w:type="spellEnd"/>
-            <w:r>
-              <w:rPr>
-                <w:bCs/>
-                <w:color w:val="000000"/>
-                <w:sz w:val="28"/>
-                <w:szCs w:val="28"/>
-                <w:lang w:val="ru-RU"/>
-              </w:rPr>
-              <w:t xml:space="preserve"> </w:t>
+              <w:t xml:space="preserve"> elif </w:t>
             </w:r>
             <w:r>
               <w:rPr>
@@ -3177,19 +2946,8 @@
                 <w:sz w:val="28"/>
                 <w:szCs w:val="28"/>
               </w:rPr>
-              <w:t xml:space="preserve"> с 4 </w:t>
-            </w:r>
-            <w:proofErr w:type="spellStart"/>
-            <w:r>
-              <w:rPr>
-                <w:bCs/>
-                <w:color w:val="000000"/>
-                <w:sz w:val="28"/>
-                <w:szCs w:val="28"/>
-              </w:rPr>
-              <w:t>ветвями</w:t>
-            </w:r>
-            <w:proofErr w:type="spellEnd"/>
+              <w:t xml:space="preserve"> с 4 ветвями</w:t>
+            </w:r>
             <w:r>
               <w:rPr>
                 <w:bCs/>
@@ -3402,10 +3160,14 @@
           <w:szCs w:val="28"/>
           <w:lang w:val="ru-RU"/>
         </w:rPr>
-        <w:t xml:space="preserve"> </w:t>
-      </w:r>
-      <w:proofErr w:type="spellStart"/>
-      <w:r>
+        <w:t xml:space="preserve"> cl</w:t>
+      </w:r>
+    </w:p>
+    <w:p>
+      <w:pPr>
+        <w:pStyle w:val="zfr3q"/>
+        <w:spacing w:before="0" w:beforeAutospacing="0" w:after="0" w:afterAutospacing="0"/>
+        <w:jc w:val="both"/>
         <w:rPr>
           <w:b/>
           <w:bCs/>
@@ -3414,9 +3176,7 @@
           <w:szCs w:val="28"/>
           <w:lang w:val="ru-RU"/>
         </w:rPr>
-        <w:t>cl</w:t>
-      </w:r>
-      <w:proofErr w:type="spellEnd"/>
+      </w:pPr>
     </w:p>
     <w:p>
       <w:pPr>
@@ -3424,27 +3184,21 @@
         <w:spacing w:before="0" w:beforeAutospacing="0" w:after="0" w:afterAutospacing="0"/>
         <w:jc w:val="both"/>
         <w:rPr>
-          <w:b/>
           <w:bCs/>
           <w:color w:val="000000"/>
           <w:sz w:val="28"/>
           <w:szCs w:val="28"/>
-          <w:lang w:val="ru-RU"/>
-        </w:rPr>
-      </w:pPr>
-    </w:p>
-    <w:p>
-      <w:pPr>
-        <w:pStyle w:val="zfr3q"/>
-        <w:spacing w:before="0" w:beforeAutospacing="0" w:after="0" w:afterAutospacing="0"/>
-        <w:jc w:val="both"/>
+        </w:rPr>
+      </w:pPr>
+      <w:r>
         <w:rPr>
           <w:bCs/>
           <w:color w:val="000000"/>
           <w:sz w:val="28"/>
           <w:szCs w:val="28"/>
         </w:rPr>
-      </w:pPr>
+        <w:t>cl = CL</w:t>
+      </w:r>
       <w:r>
         <w:rPr>
           <w:bCs/>
@@ -3452,7 +3206,7 @@
           <w:sz w:val="28"/>
           <w:szCs w:val="28"/>
         </w:rPr>
-        <w:t>cl = CL</w:t>
+        <w:t>/</w:t>
       </w:r>
       <w:r>
         <w:rPr>
@@ -3461,7 +3215,7 @@
           <w:sz w:val="28"/>
           <w:szCs w:val="28"/>
         </w:rPr>
-        <w:t>/</w:t>
+        <w:t xml:space="preserve"> </w:t>
       </w:r>
       <w:r>
         <w:rPr>
@@ -3470,7 +3224,7 @@
           <w:sz w:val="28"/>
           <w:szCs w:val="28"/>
         </w:rPr>
-        <w:t xml:space="preserve"> </w:t>
+        <w:t>N</w:t>
       </w:r>
       <w:r>
         <w:rPr>
@@ -3478,8 +3232,9 @@
           <w:color w:val="000000"/>
           <w:sz w:val="28"/>
           <w:szCs w:val="28"/>
-        </w:rPr>
-        <w:t>N</w:t>
+          <w:lang w:val="ru-RU"/>
+        </w:rPr>
+        <w:t xml:space="preserve"> = 1</w:t>
       </w:r>
       <w:r>
         <w:rPr>
@@ -3487,9 +3242,8 @@
           <w:color w:val="000000"/>
           <w:sz w:val="28"/>
           <w:szCs w:val="28"/>
-          <w:lang w:val="ru-RU"/>
-        </w:rPr>
-        <w:t xml:space="preserve"> = 1</w:t>
+        </w:rPr>
+        <w:t>2</w:t>
       </w:r>
       <w:r>
         <w:rPr>
@@ -3498,7 +3252,7 @@
           <w:sz w:val="28"/>
           <w:szCs w:val="28"/>
         </w:rPr>
-        <w:t>3</w:t>
+        <w:t>/3</w:t>
       </w:r>
       <w:r>
         <w:rPr>
@@ -3507,7 +3261,7 @@
           <w:sz w:val="28"/>
           <w:szCs w:val="28"/>
         </w:rPr>
-        <w:t>/3</w:t>
+        <w:t>5</w:t>
       </w:r>
       <w:r>
         <w:rPr>
@@ -3516,7 +3270,7 @@
           <w:sz w:val="28"/>
           <w:szCs w:val="28"/>
         </w:rPr>
-        <w:t>7</w:t>
+        <w:t xml:space="preserve"> = 0.</w:t>
       </w:r>
       <w:r>
         <w:rPr>
@@ -3525,7 +3279,7 @@
           <w:sz w:val="28"/>
           <w:szCs w:val="28"/>
         </w:rPr>
-        <w:t xml:space="preserve"> = 0.</w:t>
+        <w:t>34</w:t>
       </w:r>
       <w:r>
         <w:rPr>
@@ -3534,7 +3288,7 @@
           <w:sz w:val="28"/>
           <w:szCs w:val="28"/>
         </w:rPr>
-        <w:t>351</w:t>
+        <w:t>29</w:t>
       </w:r>
       <w:r>
         <w:rPr>
@@ -3543,20 +3297,14 @@
           <w:sz w:val="28"/>
           <w:szCs w:val="28"/>
         </w:rPr>
-        <w:t>35135…</w:t>
-      </w:r>
-    </w:p>
-    <w:p>
-      <w:pPr>
-        <w:pStyle w:val="zfr3q"/>
-        <w:spacing w:before="0" w:beforeAutospacing="0" w:after="0" w:afterAutospacing="0"/>
-        <w:jc w:val="both"/>
-        <w:rPr>
-          <w:b/>
-          <w:bCs/>
+        <w:t>…</w:t>
+      </w:r>
+    </w:p>
+    <w:p>
+      <w:pPr>
+        <w:spacing w:after="120" w:line="269" w:lineRule="auto"/>
+        <w:rPr>
           <w:color w:val="000000"/>
-          <w:sz w:val="28"/>
-          <w:szCs w:val="28"/>
           <w:lang w:val="ru-RU"/>
         </w:rPr>
       </w:pPr>
@@ -3569,46 +3317,6 @@
           <w:lang w:val="ru-RU"/>
         </w:rPr>
       </w:pPr>
-      <w:r>
-        <w:rPr>
-          <w:color w:val="000000"/>
-          <w:lang w:val="ru-RU"/>
-        </w:rPr>
-        <w:t>Оценка</w:t>
-      </w:r>
-      <w:r>
-        <w:rPr>
-          <w:color w:val="000000"/>
-          <w:lang w:val="ru-RU"/>
-        </w:rPr>
-        <w:t xml:space="preserve"> Маккейба </w:t>
-      </w:r>
-      <w:r>
-        <w:rPr>
-          <w:color w:val="000000"/>
-        </w:rPr>
-        <w:t>V</w:t>
-      </w:r>
-      <w:r>
-        <w:rPr>
-          <w:color w:val="000000"/>
-          <w:lang w:val="ru-RU"/>
-        </w:rPr>
-        <w:t>(</w:t>
-      </w:r>
-      <w:r>
-        <w:rPr>
-          <w:color w:val="000000"/>
-        </w:rPr>
-        <w:t>G</w:t>
-      </w:r>
-      <w:r>
-        <w:rPr>
-          <w:color w:val="000000"/>
-          <w:lang w:val="ru-RU"/>
-        </w:rPr>
-        <w:t xml:space="preserve">) = 13 + 1 = 14: тринадцать точек решения и один связный компонент основной программы. </w:t>
-      </w:r>
     </w:p>
     <w:p>
       <w:pPr>
@@ -3652,7 +3360,15 @@
         <w:jc w:val="center"/>
         <w:rPr>
           <w:color w:val="000000"/>
-          <w:lang w:val="ru-RU"/>
+        </w:rPr>
+      </w:pPr>
+    </w:p>
+    <w:p>
+      <w:pPr>
+        <w:spacing w:after="120" w:line="269" w:lineRule="auto"/>
+        <w:jc w:val="center"/>
+        <w:rPr>
+          <w:color w:val="000000"/>
         </w:rPr>
       </w:pPr>
     </w:p>
@@ -3717,10 +3433,10 @@
           <w:lang w:val="ru-RU"/>
         </w:rPr>
         <w:drawing>
-          <wp:inline distT="0" distB="0" distL="0" distR="0" wp14:anchorId="3C622B26" wp14:editId="05581B13">
-            <wp:extent cx="7014518" cy="6962775"/>
+          <wp:inline distT="0" distB="0" distL="0" distR="0" wp14:anchorId="4C1722B1" wp14:editId="4E469C0B">
+            <wp:extent cx="7069349" cy="7010400"/>
             <wp:effectExtent l="0" t="0" r="0" b="0"/>
-            <wp:docPr id="12787952" name="Рисунок 1"/>
+            <wp:docPr id="165311639" name="Рисунок 1"/>
             <wp:cNvGraphicFramePr>
               <a:graphicFrameLocks xmlns:a="http://schemas.openxmlformats.org/drawingml/2006/main" noChangeAspect="1"/>
             </wp:cNvGraphicFramePr>
@@ -3728,11 +3444,11 @@
               <a:graphicData uri="http://schemas.openxmlformats.org/drawingml/2006/picture">
                 <pic:pic xmlns:pic="http://schemas.openxmlformats.org/drawingml/2006/picture">
                   <pic:nvPicPr>
-                    <pic:cNvPr id="12787952" name=""/>
+                    <pic:cNvPr id="165311639" name=""/>
                     <pic:cNvPicPr/>
                   </pic:nvPicPr>
                   <pic:blipFill>
-                    <a:blip r:embed="rId10"/>
+                    <a:blip r:embed="rId14"/>
                     <a:stretch>
                       <a:fillRect/>
                     </a:stretch>
@@ -3740,7 +3456,7 @@
                   <pic:spPr>
                     <a:xfrm>
                       <a:off x="0" y="0"/>
-                      <a:ext cx="7025131" cy="6973310"/>
+                      <a:ext cx="7076209" cy="7017202"/>
                     </a:xfrm>
                     <a:prstGeom prst="rect">
                       <a:avLst/>
